--- a/docs/agentium-hypervisor-mvp-comex.en.docx
+++ b/docs/agentium-hypervisor-mvp-comex.en.docx
@@ -14,7 +14,7 @@
           <w:color w:val="0B2545"/>
           <w:sz w:val="44"/>
         </w:rPr>
-        <w:t>Agentium Hypervisor, COMEX MVP: executive specification</w:t>
+        <w:t>Agentium Hypervisor — COMEX MVP</w:t>
       </w:r>
     </w:p>
     <w:p>
@@ -29,17 +29,17 @@
           <w:color w:val="596371"/>
           <w:sz w:val="22"/>
         </w:rPr>
-        <w:t>Audience: executive committee, product leadership. Status: papAI concepts (</w:t>
+        <w:t xml:space="preserve">One page for a COMEX or a product lead. Readable </w:t>
       </w:r>
       <w:r>
         <w:rPr>
-          <w:rFonts w:ascii="Consolas" w:hAnsi="Consolas" w:eastAsia="Consolas"/>
-          <w:b w:val="0"/>
+          <w:rFonts w:ascii="Calibri" w:hAnsi="Calibri" w:eastAsia="Calibri"/>
+          <w:b/>
           <w:i/>
-          <w:color w:val="0E6B6A"/>
+          <w:color w:val="596371"/>
           <w:sz w:val="22"/>
         </w:rPr>
-        <w:t>MVP_HYPERVISOR_COMEX</w:t>
+        <w:t>without already knowing Agentium</w:t>
       </w:r>
       <w:r>
         <w:rPr>
@@ -49,17 +49,7 @@
           <w:color w:val="596371"/>
           <w:sz w:val="22"/>
         </w:rPr>
-        <w:t xml:space="preserve">) translated to Agentium, </w:t>
-      </w:r>
-      <w:r>
-        <w:rPr>
-          <w:rFonts w:ascii="Calibri" w:hAnsi="Calibri" w:eastAsia="Calibri"/>
-          <w:b/>
-          <w:i/>
-          <w:color w:val="596371"/>
-          <w:sz w:val="22"/>
-        </w:rPr>
-        <w:t>without</w:t>
+        <w:t xml:space="preserve">. Details and acceptance live in </w:t>
       </w:r>
       <w:r>
         <w:rPr>
@@ -69,7 +59,17 @@
           <w:color w:val="596371"/>
           <w:sz w:val="22"/>
         </w:rPr>
-        <w:t xml:space="preserve"> rebuilding “six bricks before the App”. Those bricks already exist under other names.</w:t>
+        <w:t>`agentium-hypervisor-user-stories.en.md`</w:t>
+      </w:r>
+      <w:r>
+        <w:rPr>
+          <w:rFonts w:ascii="Calibri" w:hAnsi="Calibri" w:eastAsia="Calibri"/>
+          <w:b w:val="0"/>
+          <w:i/>
+          <w:color w:val="596371"/>
+          <w:sz w:val="22"/>
+        </w:rPr>
+        <w:t>.</w:t>
       </w:r>
     </w:p>
     <w:p>
@@ -96,27 +96,7 @@
           <w:color w:val="596371"/>
           <w:sz w:val="22"/>
         </w:rPr>
-        <w:t xml:space="preserve">Detailed stories: </w:t>
-      </w:r>
-      <w:r>
-        <w:rPr>
-          <w:rFonts w:ascii="Calibri" w:hAnsi="Calibri" w:eastAsia="Calibri"/>
-          <w:b w:val="0"/>
-          <w:i/>
-          <w:color w:val="596371"/>
-          <w:sz w:val="22"/>
-        </w:rPr>
-        <w:t>`agentium-hypervisor-user-stories.en.md`</w:t>
-      </w:r>
-      <w:r>
-        <w:rPr>
-          <w:rFonts w:ascii="Calibri" w:hAnsi="Calibri" w:eastAsia="Calibri"/>
-          <w:b w:val="0"/>
-          <w:i/>
-          <w:color w:val="596371"/>
-          <w:sz w:val="22"/>
-        </w:rPr>
-        <w:t xml:space="preserve">. Briefing: </w:t>
+        <w:t xml:space="preserve">Background note: </w:t>
       </w:r>
       <w:r>
         <w:rPr>
@@ -203,6 +183,377 @@
           <w:color w:val="0B2545"/>
           <w:sz w:val="32"/>
         </w:rPr>
+        <w:t>Express glossary</w:t>
+      </w:r>
+    </w:p>
+    <w:tbl>
+      <w:tblPr>
+        <w:tblStyle w:val="TableGrid"/>
+        <w:tblW w:type="auto" w:w="0"/>
+        <w:tblLook w:firstColumn="1" w:firstRow="1" w:lastColumn="0" w:lastRow="0" w:noHBand="0" w:noVBand="1" w:val="04A0"/>
+      </w:tblPr>
+      <w:tblGrid>
+        <w:gridCol w:w="4873"/>
+        <w:gridCol w:w="4873"/>
+      </w:tblGrid>
+      <w:tr>
+        <w:tc>
+          <w:tcPr>
+            <w:tcW w:type="dxa" w:w="4873"/>
+          </w:tcPr>
+          <w:p>
+            <w:r>
+              <w:rPr>
+                <w:rFonts w:ascii="Calibri" w:hAnsi="Calibri" w:eastAsia="Calibri"/>
+                <w:b/>
+                <w:i w:val="0"/>
+                <w:color w:val="0B2545"/>
+                <w:sz w:val="18"/>
+              </w:rPr>
+              <w:t>Word</w:t>
+            </w:r>
+          </w:p>
+        </w:tc>
+        <w:tc>
+          <w:tcPr>
+            <w:tcW w:type="dxa" w:w="4873"/>
+          </w:tcPr>
+          <w:p>
+            <w:r>
+              <w:rPr>
+                <w:rFonts w:ascii="Calibri" w:hAnsi="Calibri" w:eastAsia="Calibri"/>
+                <w:b/>
+                <w:i w:val="0"/>
+                <w:color w:val="0B2545"/>
+                <w:sz w:val="18"/>
+              </w:rPr>
+              <w:t>Meaning</w:t>
+            </w:r>
+          </w:p>
+        </w:tc>
+      </w:tr>
+      <w:tr>
+        <w:tc>
+          <w:tcPr>
+            <w:tcW w:type="dxa" w:w="4873"/>
+          </w:tcPr>
+          <w:p>
+            <w:r>
+              <w:rPr>
+                <w:rFonts w:ascii="Calibri" w:hAnsi="Calibri" w:eastAsia="Calibri"/>
+                <w:b/>
+                <w:i w:val="0"/>
+                <w:color w:val="151A23"/>
+                <w:sz w:val="18"/>
+              </w:rPr>
+              <w:t>System</w:t>
+            </w:r>
+          </w:p>
+        </w:tc>
+        <w:tc>
+          <w:tcPr>
+            <w:tcW w:type="dxa" w:w="4873"/>
+          </w:tcPr>
+          <w:p>
+            <w:r>
+              <w:rPr>
+                <w:rFonts w:ascii="Calibri" w:hAnsi="Calibri" w:eastAsia="Calibri"/>
+                <w:b w:val="0"/>
+                <w:i w:val="0"/>
+                <w:color w:val="151A23"/>
+                <w:sz w:val="18"/>
+              </w:rPr>
+              <w:t>An industrialized AI system (objective, rules, execution).</w:t>
+            </w:r>
+          </w:p>
+        </w:tc>
+      </w:tr>
+      <w:tr>
+        <w:tc>
+          <w:tcPr>
+            <w:tcW w:type="dxa" w:w="4873"/>
+          </w:tcPr>
+          <w:p>
+            <w:r>
+              <w:rPr>
+                <w:rFonts w:ascii="Calibri" w:hAnsi="Calibri" w:eastAsia="Calibri"/>
+                <w:b/>
+                <w:i w:val="0"/>
+                <w:color w:val="151A23"/>
+                <w:sz w:val="18"/>
+              </w:rPr>
+              <w:t>Run</w:t>
+            </w:r>
+          </w:p>
+        </w:tc>
+        <w:tc>
+          <w:tcPr>
+            <w:tcW w:type="dxa" w:w="4873"/>
+          </w:tcPr>
+          <w:p>
+            <w:r>
+              <w:rPr>
+                <w:rFonts w:ascii="Calibri" w:hAnsi="Calibri" w:eastAsia="Calibri"/>
+                <w:b w:val="0"/>
+                <w:i w:val="0"/>
+                <w:color w:val="151A23"/>
+                <w:sz w:val="18"/>
+              </w:rPr>
+              <w:t>One traced execution. Completed ≠ validated ≠ money gained.</w:t>
+            </w:r>
+          </w:p>
+        </w:tc>
+      </w:tr>
+      <w:tr>
+        <w:tc>
+          <w:tcPr>
+            <w:tcW w:type="dxa" w:w="4873"/>
+          </w:tcPr>
+          <w:p>
+            <w:r>
+              <w:rPr>
+                <w:rFonts w:ascii="Calibri" w:hAnsi="Calibri" w:eastAsia="Calibri"/>
+                <w:b/>
+                <w:i w:val="0"/>
+                <w:color w:val="151A23"/>
+                <w:sz w:val="18"/>
+              </w:rPr>
+              <w:t>Hypervisor / Impact</w:t>
+            </w:r>
+          </w:p>
+        </w:tc>
+        <w:tc>
+          <w:tcPr>
+            <w:tcW w:type="dxa" w:w="4873"/>
+          </w:tcPr>
+          <w:p>
+            <w:r>
+              <w:rPr>
+                <w:rFonts w:ascii="Calibri" w:hAnsi="Calibri" w:eastAsia="Calibri"/>
+                <w:b w:val="0"/>
+                <w:i w:val="0"/>
+                <w:color w:val="151A23"/>
+                <w:sz w:val="18"/>
+              </w:rPr>
+              <w:t xml:space="preserve">The portfolio </w:t>
+            </w:r>
+            <w:r>
+              <w:rPr>
+                <w:rFonts w:ascii="Calibri" w:hAnsi="Calibri" w:eastAsia="Calibri"/>
+                <w:b/>
+                <w:i w:val="0"/>
+                <w:color w:val="151A23"/>
+                <w:sz w:val="18"/>
+              </w:rPr>
+              <w:t>ledger</w:t>
+            </w:r>
+            <w:r>
+              <w:rPr>
+                <w:rFonts w:ascii="Calibri" w:hAnsi="Calibri" w:eastAsia="Calibri"/>
+                <w:b w:val="0"/>
+                <w:i w:val="0"/>
+                <w:color w:val="151A23"/>
+                <w:sz w:val="18"/>
+              </w:rPr>
+              <w:t>: the past, not the live operations room.</w:t>
+            </w:r>
+          </w:p>
+        </w:tc>
+      </w:tr>
+      <w:tr>
+        <w:tc>
+          <w:tcPr>
+            <w:tcW w:type="dxa" w:w="4873"/>
+          </w:tcPr>
+          <w:p>
+            <w:r>
+              <w:rPr>
+                <w:rFonts w:ascii="Calibri" w:hAnsi="Calibri" w:eastAsia="Calibri"/>
+                <w:b/>
+                <w:i w:val="0"/>
+                <w:color w:val="151A23"/>
+                <w:sz w:val="18"/>
+              </w:rPr>
+              <w:t>Decision</w:t>
+            </w:r>
+          </w:p>
+        </w:tc>
+        <w:tc>
+          <w:tcPr>
+            <w:tcW w:type="dxa" w:w="4873"/>
+          </w:tcPr>
+          <w:p>
+            <w:r>
+              <w:rPr>
+                <w:rFonts w:ascii="Calibri" w:hAnsi="Calibri" w:eastAsia="Calibri"/>
+                <w:b w:val="0"/>
+                <w:i w:val="0"/>
+                <w:color w:val="151A23"/>
+                <w:sz w:val="18"/>
+              </w:rPr>
+              <w:t>A human opinion (accept / reject). It does not apply the change.</w:t>
+            </w:r>
+          </w:p>
+        </w:tc>
+      </w:tr>
+      <w:tr>
+        <w:tc>
+          <w:tcPr>
+            <w:tcW w:type="dxa" w:w="4873"/>
+          </w:tcPr>
+          <w:p>
+            <w:r>
+              <w:rPr>
+                <w:rFonts w:ascii="Calibri" w:hAnsi="Calibri" w:eastAsia="Calibri"/>
+                <w:b/>
+                <w:i w:val="0"/>
+                <w:color w:val="151A23"/>
+                <w:sz w:val="18"/>
+              </w:rPr>
+              <w:t>Steer</w:t>
+            </w:r>
+          </w:p>
+        </w:tc>
+        <w:tc>
+          <w:tcPr>
+            <w:tcW w:type="dxa" w:w="4873"/>
+          </w:tcPr>
+          <w:p>
+            <w:r>
+              <w:rPr>
+                <w:rFonts w:ascii="Calibri" w:hAnsi="Calibri" w:eastAsia="Calibri"/>
+                <w:b w:val="0"/>
+                <w:i w:val="0"/>
+                <w:color w:val="151A23"/>
+                <w:sz w:val="18"/>
+              </w:rPr>
+              <w:t xml:space="preserve">The screen where you </w:t>
+            </w:r>
+            <w:r>
+              <w:rPr>
+                <w:rFonts w:ascii="Calibri" w:hAnsi="Calibri" w:eastAsia="Calibri"/>
+                <w:b/>
+                <w:i w:val="0"/>
+                <w:color w:val="151A23"/>
+                <w:sz w:val="18"/>
+              </w:rPr>
+              <w:t>apply</w:t>
+            </w:r>
+            <w:r>
+              <w:rPr>
+                <w:rFonts w:ascii="Calibri" w:hAnsi="Calibri" w:eastAsia="Calibri"/>
+                <w:b w:val="0"/>
+                <w:i w:val="0"/>
+                <w:color w:val="151A23"/>
+                <w:sz w:val="18"/>
+              </w:rPr>
+              <w:t xml:space="preserve"> a change on </w:t>
+            </w:r>
+            <w:r>
+              <w:rPr>
+                <w:rFonts w:ascii="Calibri" w:hAnsi="Calibri" w:eastAsia="Calibri"/>
+                <w:b/>
+                <w:i w:val="0"/>
+                <w:color w:val="151A23"/>
+                <w:sz w:val="18"/>
+              </w:rPr>
+              <w:t>one</w:t>
+            </w:r>
+            <w:r>
+              <w:rPr>
+                <w:rFonts w:ascii="Calibri" w:hAnsi="Calibri" w:eastAsia="Calibri"/>
+                <w:b w:val="0"/>
+                <w:i w:val="0"/>
+                <w:color w:val="151A23"/>
+                <w:sz w:val="18"/>
+              </w:rPr>
+              <w:t xml:space="preserve"> System, after simulation and approval.</w:t>
+            </w:r>
+          </w:p>
+        </w:tc>
+      </w:tr>
+      <w:tr>
+        <w:tc>
+          <w:tcPr>
+            <w:tcW w:type="dxa" w:w="4873"/>
+          </w:tcPr>
+          <w:p>
+            <w:r>
+              <w:rPr>
+                <w:rFonts w:ascii="Calibri" w:hAnsi="Calibri" w:eastAsia="Calibri"/>
+                <w:b/>
+                <w:i w:val="0"/>
+                <w:color w:val="151A23"/>
+                <w:sz w:val="18"/>
+              </w:rPr>
+              <w:t>Measured / declared / missing</w:t>
+            </w:r>
+          </w:p>
+        </w:tc>
+        <w:tc>
+          <w:tcPr>
+            <w:tcW w:type="dxa" w:w="4873"/>
+          </w:tcPr>
+          <w:p>
+            <w:r>
+              <w:rPr>
+                <w:rFonts w:ascii="Calibri" w:hAnsi="Calibri" w:eastAsia="Calibri"/>
+                <w:b w:val="0"/>
+                <w:i w:val="0"/>
+                <w:color w:val="151A23"/>
+                <w:sz w:val="18"/>
+              </w:rPr>
+              <w:t xml:space="preserve">Three qualities of a number. Missing </w:t>
+            </w:r>
+            <w:r>
+              <w:rPr>
+                <w:rFonts w:ascii="Calibri" w:hAnsi="Calibri" w:eastAsia="Calibri"/>
+                <w:b/>
+                <w:i w:val="0"/>
+                <w:color w:val="151A23"/>
+                <w:sz w:val="18"/>
+              </w:rPr>
+              <w:t>is not</w:t>
+            </w:r>
+            <w:r>
+              <w:rPr>
+                <w:rFonts w:ascii="Calibri" w:hAnsi="Calibri" w:eastAsia="Calibri"/>
+                <w:b w:val="0"/>
+                <w:i w:val="0"/>
+                <w:color w:val="151A23"/>
+                <w:sz w:val="18"/>
+              </w:rPr>
+              <w:t xml:space="preserve"> zero.</w:t>
+            </w:r>
+          </w:p>
+        </w:tc>
+      </w:tr>
+    </w:tbl>
+    <w:p/>
+    <w:p>
+      <w:r>
+        <w:rPr>
+          <w:rFonts w:ascii="Calibri" w:hAnsi="Calibri" w:eastAsia="Calibri"/>
+          <w:b w:val="0"/>
+          <w:i w:val="0"/>
+          <w:color w:val="151A23"/>
+          <w:sz w:val="22"/>
+        </w:rPr>
+        <w:t>---</w:t>
+      </w:r>
+    </w:p>
+    <w:p>
+      <w:pPr>
+        <w:pStyle w:val="Heading2"/>
+      </w:pPr>
+      <w:r>
+        <w:rPr>
+          <w:rFonts w:ascii="Calibri" w:hAnsi="Calibri" w:eastAsia="Calibri"/>
+          <w:b/>
+          <w:i w:val="0"/>
+          <w:color w:val="0B2545"/>
+          <w:sz w:val="32"/>
+        </w:rPr>
         <w:t>Vision in one sentence</w:t>
       </w:r>
     </w:p>
@@ -235,7 +586,7 @@
           <w:color w:val="151A23"/>
           <w:sz w:val="22"/>
         </w:rPr>
-        <w:t xml:space="preserve"> of the Agentium System portfolio: an executive observes what ran and on what evidence, the business consumes published Experiences, Runs raise a trace, a human decides (portfolio signal, Studio gate, or Steer enactment) — inside IAM + audit, </w:t>
+        <w:t xml:space="preserve"> of the organisation’s AI Systems: an executive sees what actually ran and on what evidence, the business uses published applications, each execution leaves a trace, a human decides — give an opinion, approve in an application, or (if it is open) apply a rule change on </w:t>
       </w:r>
       <w:r>
         <w:rPr>
@@ -245,7 +596,27 @@
           <w:color w:val="151A23"/>
           <w:sz w:val="22"/>
         </w:rPr>
-        <w:t>without an invented zero</w:t>
+        <w:t>one</w:t>
+      </w:r>
+      <w:r>
+        <w:rPr>
+          <w:rFonts w:ascii="Calibri" w:hAnsi="Calibri" w:eastAsia="Calibri"/>
+          <w:b w:val="0"/>
+          <w:i w:val="0"/>
+          <w:color w:val="151A23"/>
+          <w:sz w:val="22"/>
+        </w:rPr>
+        <w:t xml:space="preserve"> System — </w:t>
+      </w:r>
+      <w:r>
+        <w:rPr>
+          <w:rFonts w:ascii="Calibri" w:hAnsi="Calibri" w:eastAsia="Calibri"/>
+          <w:b/>
+          <w:i w:val="0"/>
+          <w:color w:val="151A23"/>
+          <w:sz w:val="22"/>
+        </w:rPr>
+        <w:t>without an invented number</w:t>
       </w:r>
       <w:r>
         <w:rPr>
@@ -265,7 +636,7 @@
           <w:color w:val="151A23"/>
           <w:sz w:val="22"/>
         </w:rPr>
-        <w:t>without the model signing</w:t>
+        <w:t>without letting the model sign</w:t>
       </w:r>
       <w:r>
         <w:rPr>
@@ -302,7 +673,39 @@
           <w:color w:val="0B2545"/>
           <w:sz w:val="32"/>
         </w:rPr>
-        <w:t>1. What the MVP delivers (today, demo/agentic)</w:t>
+        <w:t>1. What the MVP shows today</w:t>
+      </w:r>
+    </w:p>
+    <w:p>
+      <w:r>
+        <w:rPr>
+          <w:rFonts w:ascii="Calibri" w:hAnsi="Calibri" w:eastAsia="Calibri"/>
+          <w:b w:val="0"/>
+          <w:i w:val="0"/>
+          <w:color w:val="151A23"/>
+          <w:sz w:val="22"/>
+        </w:rPr>
+        <w:t xml:space="preserve">In papAI, six bricks had to be built </w:t>
+      </w:r>
+      <w:r>
+        <w:rPr>
+          <w:rFonts w:ascii="Calibri" w:hAnsi="Calibri" w:eastAsia="Calibri"/>
+          <w:b w:val="0"/>
+          <w:i/>
+          <w:color w:val="151A23"/>
+          <w:sz w:val="22"/>
+        </w:rPr>
+        <w:t>before</w:t>
+      </w:r>
+      <w:r>
+        <w:rPr>
+          <w:rFonts w:ascii="Calibri" w:hAnsi="Calibri" w:eastAsia="Calibri"/>
+          <w:b w:val="0"/>
+          <w:i w:val="0"/>
+          <w:color w:val="151A23"/>
+          <w:sz w:val="22"/>
+        </w:rPr>
+        <w:t xml:space="preserve"> the Hypervisor. In Agentium they already exist, under other names. Do not rebuild them.</w:t>
       </w:r>
     </w:p>
     <w:tbl>
@@ -330,7 +733,7 @@
                 <w:color w:val="0B2545"/>
                 <w:sz w:val="18"/>
               </w:rPr>
-              <w:t>papAI brick</w:t>
+              <w:t>papAI said</w:t>
             </w:r>
           </w:p>
         </w:tc>
@@ -347,7 +750,7 @@
                 <w:color w:val="0B2545"/>
                 <w:sz w:val="18"/>
               </w:rPr>
-              <w:t>Agentium equivalent already there</w:t>
+              <w:t>Agentium shows</w:t>
             </w:r>
           </w:p>
         </w:tc>
@@ -364,7 +767,7 @@
                 <w:color w:val="0B2545"/>
                 <w:sz w:val="18"/>
               </w:rPr>
-              <w:t>What the committee sees</w:t>
+              <w:t>What the COMEX leaves with</w:t>
             </w:r>
           </w:p>
         </w:tc>
@@ -394,23 +797,13 @@
           <w:p>
             <w:r>
               <w:rPr>
-                <w:rFonts w:ascii="Consolas" w:hAnsi="Consolas" w:eastAsia="Consolas"/>
-                <w:b w:val="0"/>
-                <w:i w:val="0"/>
-                <w:color w:val="0E6B6A"/>
-                <w:sz w:val="18"/>
-              </w:rPr>
-              <w:t>/hypervisor</w:t>
-            </w:r>
-            <w:r>
-              <w:rPr>
                 <w:rFonts w:ascii="Calibri" w:hAnsi="Calibri" w:eastAsia="Calibri"/>
                 <w:b w:val="0"/>
                 <w:i w:val="0"/>
                 <w:color w:val="151A23"/>
                 <w:sz w:val="18"/>
               </w:rPr>
-              <w:t xml:space="preserve"> v1 or v2</w:t>
+              <w:t>Hypervisor / Impact page</w:t>
             </w:r>
           </w:p>
         </w:tc>
@@ -427,7 +820,27 @@
                 <w:color w:val="151A23"/>
                 <w:sz w:val="18"/>
               </w:rPr>
-              <w:t>Measured / declared / missing ledger — not audited ROI</w:t>
+              <w:t xml:space="preserve">An honest register: measured, declared, missing — </w:t>
+            </w:r>
+            <w:r>
+              <w:rPr>
+                <w:rFonts w:ascii="Calibri" w:hAnsi="Calibri" w:eastAsia="Calibri"/>
+                <w:b/>
+                <w:i w:val="0"/>
+                <w:color w:val="151A23"/>
+                <w:sz w:val="18"/>
+              </w:rPr>
+              <w:t>not</w:t>
+            </w:r>
+            <w:r>
+              <w:rPr>
+                <w:rFonts w:ascii="Calibri" w:hAnsi="Calibri" w:eastAsia="Calibri"/>
+                <w:b w:val="0"/>
+                <w:i w:val="0"/>
+                <w:color w:val="151A23"/>
+                <w:sz w:val="18"/>
+              </w:rPr>
+              <w:t xml:space="preserve"> audited ROI</w:t>
             </w:r>
           </w:p>
         </w:tc>
@@ -446,34 +859,7 @@
                 <w:color w:val="151A23"/>
                 <w:sz w:val="18"/>
               </w:rPr>
-              <w:t>Top-down objectives</w:t>
-            </w:r>
-          </w:p>
-        </w:tc>
-        <w:tc>
-          <w:tcPr>
-            <w:tcW w:type="dxa" w:w="3249"/>
-          </w:tcPr>
-          <w:p>
-            <w:r>
-              <w:rPr>
-                <w:rFonts w:ascii="Consolas" w:hAnsi="Consolas" w:eastAsia="Consolas"/>
-                <w:b w:val="0"/>
-                <w:i w:val="0"/>
-                <w:color w:val="0E6B6A"/>
-                <w:sz w:val="18"/>
-              </w:rPr>
-              <w:t>operational_objective</w:t>
-            </w:r>
-            <w:r>
-              <w:rPr>
-                <w:rFonts w:ascii="Calibri" w:hAnsi="Calibri" w:eastAsia="Calibri"/>
-                <w:b w:val="0"/>
-                <w:i w:val="0"/>
-                <w:color w:val="151A23"/>
-                <w:sz w:val="18"/>
-              </w:rPr>
-              <w:t xml:space="preserve"> on a System</w:t>
+              <w:t>Top-down targets</w:t>
             </w:r>
           </w:p>
         </w:tc>
@@ -490,7 +876,44 @@
                 <w:color w:val="151A23"/>
                 <w:sz w:val="18"/>
               </w:rPr>
-              <w:t>Five operational metrics, 1–90 days</w:t>
+              <w:t>Operational objective on a System</w:t>
+            </w:r>
+          </w:p>
+        </w:tc>
+        <w:tc>
+          <w:tcPr>
+            <w:tcW w:type="dxa" w:w="3249"/>
+          </w:tcPr>
+          <w:p>
+            <w:r>
+              <w:rPr>
+                <w:rFonts w:ascii="Calibri" w:hAnsi="Calibri" w:eastAsia="Calibri"/>
+                <w:b w:val="0"/>
+                <w:i w:val="0"/>
+                <w:color w:val="151A23"/>
+                <w:sz w:val="18"/>
+              </w:rPr>
+              <w:t xml:space="preserve">Five simple indicators, 1 to 90 days — </w:t>
+            </w:r>
+            <w:r>
+              <w:rPr>
+                <w:rFonts w:ascii="Calibri" w:hAnsi="Calibri" w:eastAsia="Calibri"/>
+                <w:b/>
+                <w:i w:val="0"/>
+                <w:color w:val="151A23"/>
+                <w:sz w:val="18"/>
+              </w:rPr>
+              <w:t>not</w:t>
+            </w:r>
+            <w:r>
+              <w:rPr>
+                <w:rFonts w:ascii="Calibri" w:hAnsi="Calibri" w:eastAsia="Calibri"/>
+                <w:b w:val="0"/>
+                <w:i w:val="0"/>
+                <w:color w:val="151A23"/>
+                <w:sz w:val="18"/>
+              </w:rPr>
+              <w:t xml:space="preserve"> euros saved</w:t>
             </w:r>
           </w:p>
         </w:tc>
@@ -526,7 +949,7 @@
                 <w:color w:val="151A23"/>
                 <w:sz w:val="18"/>
               </w:rPr>
-              <w:t>Runs + value bases + Work</w:t>
+              <w:t>Applications + executions + value conventions</w:t>
             </w:r>
           </w:p>
         </w:tc>
@@ -596,7 +1019,7 @@
                 <w:color w:val="151A23"/>
                 <w:sz w:val="18"/>
               </w:rPr>
-              <w:t xml:space="preserve">Scoped reads; </w:t>
+              <w:t xml:space="preserve">It </w:t>
             </w:r>
             <w:r>
               <w:rPr>
@@ -606,7 +1029,7 @@
                 <w:color w:val="151A23"/>
                 <w:sz w:val="18"/>
               </w:rPr>
-              <w:t>no</w:t>
+              <w:t>reads</w:t>
             </w:r>
             <w:r>
               <w:rPr>
@@ -616,17 +1039,7 @@
                 <w:color w:val="151A23"/>
                 <w:sz w:val="18"/>
               </w:rPr>
-              <w:t xml:space="preserve"> </w:t>
-            </w:r>
-            <w:r>
-              <w:rPr>
-                <w:rFonts w:ascii="Consolas" w:hAnsi="Consolas" w:eastAsia="Consolas"/>
-                <w:b w:val="0"/>
-                <w:i w:val="0"/>
-                <w:color w:val="0E6B6A"/>
-                <w:sz w:val="18"/>
-              </w:rPr>
-              <w:t>send_directive</w:t>
+              <w:t xml:space="preserve"> and explains; it does not send an order</w:t>
             </w:r>
           </w:p>
         </w:tc>
@@ -645,7 +1058,7 @@
                 <w:color w:val="151A23"/>
                 <w:sz w:val="18"/>
               </w:rPr>
-              <w:t>Catalog / KB</w:t>
+              <w:t>Catalog / knowledge base</w:t>
             </w:r>
           </w:p>
         </w:tc>
@@ -662,7 +1075,7 @@
                 <w:color w:val="151A23"/>
                 <w:sz w:val="18"/>
               </w:rPr>
-              <w:t>Knowledge + Experiences</w:t>
+              <w:t>Knowledge + published applications</w:t>
             </w:r>
           </w:p>
         </w:tc>
@@ -679,7 +1092,7 @@
                 <w:color w:val="151A23"/>
                 <w:sz w:val="18"/>
               </w:rPr>
-              <w:t>Citations from Work</w:t>
+              <w:t>Sources cited from the work</w:t>
             </w:r>
           </w:p>
         </w:tc>
@@ -715,7 +1128,7 @@
                 <w:color w:val="151A23"/>
                 <w:sz w:val="18"/>
               </w:rPr>
-              <w:t>Cockpit + Work (not a NextJS App)</w:t>
+              <w:t>Work (business) + Cockpit (build / follow)</w:t>
             </w:r>
           </w:p>
         </w:tc>
@@ -726,33 +1139,23 @@
           <w:p>
             <w:r>
               <w:rPr>
-                <w:rFonts w:ascii="Consolas" w:hAnsi="Consolas" w:eastAsia="Consolas"/>
-                <w:b w:val="0"/>
-                <w:i w:val="0"/>
-                <w:color w:val="0E6B6A"/>
-                <w:sz w:val="18"/>
-              </w:rPr>
-              <w:t>/hypervisor</w:t>
-            </w:r>
-            <w:r>
-              <w:rPr>
                 <w:rFonts w:ascii="Calibri" w:hAnsi="Calibri" w:eastAsia="Calibri"/>
                 <w:b w:val="0"/>
                 <w:i w:val="0"/>
                 <w:color w:val="151A23"/>
                 <w:sz w:val="18"/>
               </w:rPr>
-              <w:t xml:space="preserve"> and </w:t>
+              <w:t xml:space="preserve">Two spaces, according to </w:t>
             </w:r>
             <w:r>
               <w:rPr>
-                <w:rFonts w:ascii="Consolas" w:hAnsi="Consolas" w:eastAsia="Consolas"/>
-                <w:b w:val="0"/>
+                <w:rFonts w:ascii="Calibri" w:hAnsi="Calibri" w:eastAsia="Calibri"/>
+                <w:b/>
                 <w:i w:val="0"/>
-                <w:color w:val="0E6B6A"/>
+                <w:color w:val="151A23"/>
                 <w:sz w:val="18"/>
               </w:rPr>
-              <w:t>/work</w:t>
+              <w:t>rights</w:t>
             </w:r>
           </w:p>
         </w:tc>
@@ -788,17 +1191,7 @@
                 <w:color w:val="151A23"/>
                 <w:sz w:val="18"/>
               </w:rPr>
-              <w:t xml:space="preserve">IAM + </w:t>
-            </w:r>
-            <w:r>
-              <w:rPr>
-                <w:rFonts w:ascii="Consolas" w:hAnsi="Consolas" w:eastAsia="Consolas"/>
-                <w:b w:val="0"/>
-                <w:i w:val="0"/>
-                <w:color w:val="0E6B6A"/>
-                <w:sz w:val="18"/>
-              </w:rPr>
-              <w:t>/governance/audit</w:t>
+              <w:t>Access rights + log</w:t>
             </w:r>
           </w:p>
         </w:tc>
@@ -815,7 +1208,7 @@
                 <w:color w:val="151A23"/>
                 <w:sz w:val="18"/>
               </w:rPr>
-              <w:t>Who observes, decides, enacts</w:t>
+              <w:t>Who sees, who gives an opinion, who applies</w:t>
             </w:r>
           </w:p>
         </w:tc>
@@ -831,7 +1224,17 @@
           <w:color w:val="151A23"/>
           <w:sz w:val="22"/>
         </w:rPr>
-        <w:t>P0 to show in the room (hard-reload):</w:t>
+        <w:t>To show in the room</w:t>
+      </w:r>
+      <w:r>
+        <w:rPr>
+          <w:rFonts w:ascii="Calibri" w:hAnsi="Calibri" w:eastAsia="Calibri"/>
+          <w:b w:val="0"/>
+          <w:i w:val="0"/>
+          <w:color w:val="151A23"/>
+          <w:sz w:val="22"/>
+        </w:rPr>
+        <w:t xml:space="preserve"> (reload the page before speaking):</w:t>
       </w:r>
     </w:p>
     <w:p>
@@ -841,12 +1244,22 @@
       <w:r>
         <w:rPr>
           <w:rFonts w:ascii="Calibri" w:hAnsi="Calibri" w:eastAsia="Calibri"/>
+          <w:b/>
+          <w:i w:val="0"/>
+          <w:color w:val="151A23"/>
+          <w:sz w:val="22"/>
+        </w:rPr>
+        <w:t>Work</w:t>
+      </w:r>
+      <w:r>
+        <w:rPr>
+          <w:rFonts w:ascii="Calibri" w:hAnsi="Calibri" w:eastAsia="Calibri"/>
           <w:b w:val="0"/>
           <w:i w:val="0"/>
           <w:color w:val="151A23"/>
           <w:sz w:val="22"/>
         </w:rPr>
-        <w:t xml:space="preserve">Work — a question, a citation. </w:t>
+        <w:t xml:space="preserve"> — a question, an opened source. </w:t>
       </w:r>
       <w:r>
         <w:rPr>
@@ -856,7 +1269,7 @@
           <w:color w:val="151A23"/>
           <w:sz w:val="22"/>
         </w:rPr>
-        <w:t>Consume.</w:t>
+        <w:t>The business is working.</w:t>
       </w:r>
     </w:p>
     <w:p>
@@ -866,12 +1279,22 @@
       <w:r>
         <w:rPr>
           <w:rFonts w:ascii="Calibri" w:hAnsi="Calibri" w:eastAsia="Calibri"/>
+          <w:b/>
+          <w:i w:val="0"/>
+          <w:color w:val="151A23"/>
+          <w:sz w:val="22"/>
+        </w:rPr>
+        <w:t>One execution</w:t>
+      </w:r>
+      <w:r>
+        <w:rPr>
+          <w:rFonts w:ascii="Calibri" w:hAnsi="Calibri" w:eastAsia="Calibri"/>
           <w:b w:val="0"/>
           <w:i w:val="0"/>
           <w:color w:val="151A23"/>
           <w:sz w:val="22"/>
         </w:rPr>
-        <w:t xml:space="preserve">Run — the evidence. </w:t>
+        <w:t xml:space="preserve"> — the evidence. </w:t>
       </w:r>
       <w:r>
         <w:rPr>
@@ -881,7 +1304,7 @@
           <w:color w:val="151A23"/>
           <w:sz w:val="22"/>
         </w:rPr>
-        <w:t>Monitor: not the gain.</w:t>
+        <w:t>We monitor: this is not the gain.</w:t>
       </w:r>
     </w:p>
     <w:p>
@@ -890,13 +1313,13 @@
       </w:pPr>
       <w:r>
         <w:rPr>
-          <w:rFonts w:ascii="Consolas" w:hAnsi="Consolas" w:eastAsia="Consolas"/>
-          <w:b w:val="0"/>
+          <w:rFonts w:ascii="Calibri" w:hAnsi="Calibri" w:eastAsia="Calibri"/>
+          <w:b/>
           <w:i w:val="0"/>
-          <w:color w:val="0E6B6A"/>
+          <w:color w:val="151A23"/>
           <w:sz w:val="22"/>
         </w:rPr>
-        <w:t>/hypervisor</w:t>
+        <w:t>Hypervisor / Impact</w:t>
       </w:r>
       <w:r>
         <w:rPr>
@@ -906,17 +1329,32 @@
           <w:color w:val="151A23"/>
           <w:sz w:val="22"/>
         </w:rPr>
-        <w:t xml:space="preserve"> — legend + one </w:t>
+        <w:t xml:space="preserve"> — the measured / declared legend, one pending decision. </w:t>
       </w:r>
       <w:r>
         <w:rPr>
-          <w:rFonts w:ascii="Consolas" w:hAnsi="Consolas" w:eastAsia="Consolas"/>
+          <w:rFonts w:ascii="Calibri" w:hAnsi="Calibri" w:eastAsia="Calibri"/>
           <w:b w:val="0"/>
-          <w:i w:val="0"/>
-          <w:color w:val="0E6B6A"/>
+          <w:i/>
+          <w:color w:val="151A23"/>
           <w:sz w:val="22"/>
         </w:rPr>
-        <w:t>proposed</w:t>
+        <w:t>We observe, we give an opinion.</w:t>
+      </w:r>
+    </w:p>
+    <w:p>
+      <w:pPr>
+        <w:pStyle w:val="ListNumber"/>
+      </w:pPr>
+      <w:r>
+        <w:rPr>
+          <w:rFonts w:ascii="Calibri" w:hAnsi="Calibri" w:eastAsia="Calibri"/>
+          <w:b/>
+          <w:i w:val="0"/>
+          <w:color w:val="151A23"/>
+          <w:sz w:val="22"/>
+        </w:rPr>
+        <w:t>Pilot a System</w:t>
       </w:r>
       <w:r>
         <w:rPr>
@@ -926,17 +1364,7 @@
           <w:color w:val="151A23"/>
           <w:sz w:val="22"/>
         </w:rPr>
-        <w:t xml:space="preserve"> Decision. </w:t>
-      </w:r>
-      <w:r>
-        <w:rPr>
-          <w:rFonts w:ascii="Calibri" w:hAnsi="Calibri" w:eastAsia="Calibri"/>
-          <w:b w:val="0"/>
-          <w:i/>
-          <w:color w:val="151A23"/>
-          <w:sz w:val="22"/>
-        </w:rPr>
-        <w:t>Observe / signal.</w:t>
+        <w:t xml:space="preserve"> — only if the value loop is really open. Otherwise say so.</w:t>
       </w:r>
     </w:p>
     <w:p>
@@ -946,67 +1374,12 @@
       <w:r>
         <w:rPr>
           <w:rFonts w:ascii="Calibri" w:hAnsi="Calibri" w:eastAsia="Calibri"/>
-          <w:b w:val="0"/>
-          <w:i w:val="0"/>
-          <w:color w:val="151A23"/>
-          <w:sz w:val="22"/>
-        </w:rPr>
-        <w:t xml:space="preserve">Steer </w:t>
-      </w:r>
-      <w:r>
-        <w:rPr>
-          <w:rFonts w:ascii="Calibri" w:hAnsi="Calibri" w:eastAsia="Calibri"/>
           <w:b/>
           <w:i w:val="0"/>
           <w:color w:val="151A23"/>
           <w:sz w:val="22"/>
         </w:rPr>
-        <w:t>only</w:t>
-      </w:r>
-      <w:r>
-        <w:rPr>
-          <w:rFonts w:ascii="Calibri" w:hAnsi="Calibri" w:eastAsia="Calibri"/>
-          <w:b w:val="0"/>
-          <w:i w:val="0"/>
-          <w:color w:val="151A23"/>
-          <w:sz w:val="22"/>
-        </w:rPr>
-        <w:t xml:space="preserve"> if </w:t>
-      </w:r>
-      <w:r>
-        <w:rPr>
-          <w:rFonts w:ascii="Consolas" w:hAnsi="Consolas" w:eastAsia="Consolas"/>
-          <w:b w:val="0"/>
-          <w:i w:val="0"/>
-          <w:color w:val="0E6B6A"/>
-          <w:sz w:val="22"/>
-        </w:rPr>
-        <w:t>value_loop_v1</w:t>
-      </w:r>
-      <w:r>
-        <w:rPr>
-          <w:rFonts w:ascii="Calibri" w:hAnsi="Calibri" w:eastAsia="Calibri"/>
-          <w:b w:val="0"/>
-          <w:i w:val="0"/>
-          <w:color w:val="151A23"/>
-          <w:sz w:val="22"/>
-        </w:rPr>
-        <w:t xml:space="preserve"> is actually on. Otherwise say so.</w:t>
-      </w:r>
-    </w:p>
-    <w:p>
-      <w:pPr>
-        <w:pStyle w:val="ListNumber"/>
-      </w:pPr>
-      <w:r>
-        <w:rPr>
-          <w:rFonts w:ascii="Consolas" w:hAnsi="Consolas" w:eastAsia="Consolas"/>
-          <w:b w:val="0"/>
-          <w:i w:val="0"/>
-          <w:color w:val="0E6B6A"/>
-          <w:sz w:val="22"/>
-        </w:rPr>
-        <w:t>/help/value</w:t>
+        <w:t>Value help</w:t>
       </w:r>
       <w:r>
         <w:rPr>
@@ -1028,7 +1401,7 @@
           <w:color w:val="151A23"/>
           <w:sz w:val="22"/>
         </w:rPr>
-        <w:t>MVP stories: US-AHYP-100, 101, 102, 200, 300, 301, 303, 400 (if flagged), 500, 501, 601, 800, 801, 900.</w:t>
+        <w:t>Session P0 stories: US-AHYP-100, 101, 102, 200, 300, 301, 303, 400 (if open), 500, 501, 601, 800, 801, 900.</w:t>
       </w:r>
     </w:p>
     <w:p>
@@ -1055,39 +1428,7 @@
           <w:color w:val="0B2545"/>
           <w:sz w:val="32"/>
         </w:rPr>
-        <w:t>2. Prerequisites — already industrialized</w:t>
-      </w:r>
-    </w:p>
-    <w:p>
-      <w:r>
-        <w:rPr>
-          <w:rFonts w:ascii="Calibri" w:hAnsi="Calibri" w:eastAsia="Calibri"/>
-          <w:b w:val="0"/>
-          <w:i w:val="0"/>
-          <w:color w:val="151A23"/>
-          <w:sz w:val="22"/>
-        </w:rPr>
-        <w:t xml:space="preserve">The papAI note listed six bricks </w:t>
-      </w:r>
-      <w:r>
-        <w:rPr>
-          <w:rFonts w:ascii="Calibri" w:hAnsi="Calibri" w:eastAsia="Calibri"/>
-          <w:b w:val="0"/>
-          <w:i/>
-          <w:color w:val="151A23"/>
-          <w:sz w:val="22"/>
-        </w:rPr>
-        <w:t>before</w:t>
-      </w:r>
-      <w:r>
-        <w:rPr>
-          <w:rFonts w:ascii="Calibri" w:hAnsi="Calibri" w:eastAsia="Calibri"/>
-          <w:b w:val="0"/>
-          <w:i w:val="0"/>
-          <w:color w:val="151A23"/>
-          <w:sz w:val="22"/>
-        </w:rPr>
-        <w:t xml:space="preserve"> the Hypervisor. In Agentium they are the runtime. Do not re-spec them as a prior workstream.</w:t>
+        <w:t>2. Already there — not a prior workstream</w:t>
       </w:r>
     </w:p>
     <w:tbl>
@@ -1150,7 +1491,7 @@
                 <w:color w:val="0B2545"/>
                 <w:sz w:val="18"/>
               </w:rPr>
-              <w:t>Agentium</w:t>
+              <w:t>Already in Agentium</w:t>
             </w:r>
           </w:p>
         </w:tc>
@@ -1220,7 +1561,7 @@
                 <w:color w:val="151A23"/>
                 <w:sz w:val="18"/>
               </w:rPr>
-              <w:t>Knowledge + Experience publication</w:t>
+              <w:t>Knowledge + application publication</w:t>
             </w:r>
           </w:p>
         </w:tc>
@@ -1237,7 +1578,7 @@
                 <w:color w:val="151A23"/>
                 <w:sz w:val="18"/>
               </w:rPr>
-              <w:t>Garbage in, garbage out still holds</w:t>
+              <w:t>A bad source is still a bad source</w:t>
             </w:r>
           </w:p>
         </w:tc>
@@ -1273,7 +1614,7 @@
                 <w:color w:val="151A23"/>
                 <w:sz w:val="18"/>
               </w:rPr>
-              <w:t>Document Center / KB</w:t>
+              <w:t>Document centre</w:t>
             </w:r>
           </w:p>
         </w:tc>
@@ -1290,7 +1631,7 @@
                 <w:color w:val="151A23"/>
                 <w:sz w:val="18"/>
               </w:rPr>
-              <w:t>Collections, Work citations</w:t>
+              <w:t>Collections, citations in the work</w:t>
             </w:r>
           </w:p>
         </w:tc>
@@ -1307,7 +1648,7 @@
                 <w:color w:val="151A23"/>
                 <w:sz w:val="18"/>
               </w:rPr>
-              <w:t>Freshness = real ingestion</w:t>
+              <w:t>Freshness = what was actually ingested</w:t>
             </w:r>
           </w:p>
         </w:tc>
@@ -1360,7 +1701,7 @@
                 <w:color w:val="151A23"/>
                 <w:sz w:val="18"/>
               </w:rPr>
-              <w:t>FastAPI + Angular, Work / Cockpit</w:t>
+              <w:t>Work and Cockpit</w:t>
             </w:r>
           </w:p>
         </w:tc>
@@ -1377,7 +1718,7 @@
                 <w:color w:val="151A23"/>
                 <w:sz w:val="18"/>
               </w:rPr>
-              <w:t>The Hypervisor is not “the first system App”</w:t>
+              <w:t>The Hypervisor is not “the first system application”</w:t>
             </w:r>
           </w:p>
         </w:tc>
@@ -1413,7 +1754,7 @@
                 <w:color w:val="151A23"/>
                 <w:sz w:val="18"/>
               </w:rPr>
-              <w:t>Bidirectional KPI flow</w:t>
+              <w:t>KPI flow</w:t>
             </w:r>
           </w:p>
         </w:tc>
@@ -1430,47 +1771,7 @@
                 <w:color w:val="151A23"/>
                 <w:sz w:val="18"/>
               </w:rPr>
-              <w:t xml:space="preserve">Runs + </w:t>
-            </w:r>
-            <w:r>
-              <w:rPr>
-                <w:rFonts w:ascii="Consolas" w:hAnsi="Consolas" w:eastAsia="Consolas"/>
-                <w:b w:val="0"/>
-                <w:i w:val="0"/>
-                <w:color w:val="0E6B6A"/>
-                <w:sz w:val="18"/>
-              </w:rPr>
-              <w:t>operational_objective</w:t>
-            </w:r>
-            <w:r>
-              <w:rPr>
-                <w:rFonts w:ascii="Calibri" w:hAnsi="Calibri" w:eastAsia="Calibri"/>
-                <w:b w:val="0"/>
-                <w:i w:val="0"/>
-                <w:color w:val="151A23"/>
-                <w:sz w:val="18"/>
-              </w:rPr>
-              <w:t xml:space="preserve"> + </w:t>
-            </w:r>
-            <w:r>
-              <w:rPr>
-                <w:rFonts w:ascii="Consolas" w:hAnsi="Consolas" w:eastAsia="Consolas"/>
-                <w:b w:val="0"/>
-                <w:i w:val="0"/>
-                <w:color w:val="0E6B6A"/>
-                <w:sz w:val="18"/>
-              </w:rPr>
-              <w:t>value_basis</w:t>
-            </w:r>
-            <w:r>
-              <w:rPr>
-                <w:rFonts w:ascii="Calibri" w:hAnsi="Calibri" w:eastAsia="Calibri"/>
-                <w:b w:val="0"/>
-                <w:i w:val="0"/>
-                <w:color w:val="151A23"/>
-                <w:sz w:val="18"/>
-              </w:rPr>
-              <w:t xml:space="preserve"> + Decision</w:t>
+              <w:t>Executions + objective + value convention + decision</w:t>
             </w:r>
           </w:p>
         </w:tc>
@@ -1487,7 +1788,7 @@
                 <w:color w:val="151A23"/>
                 <w:sz w:val="18"/>
               </w:rPr>
-              <w:t xml:space="preserve">Still the critical brick — it </w:t>
+              <w:t xml:space="preserve">Still the critical brick — and it </w:t>
             </w:r>
             <w:r>
               <w:rPr>
@@ -1507,7 +1808,7 @@
                 <w:color w:val="151A23"/>
                 <w:sz w:val="18"/>
               </w:rPr>
-              <w:t xml:space="preserve"> the ledger</w:t>
+              <w:t xml:space="preserve"> the ledger, not a separate API</w:t>
             </w:r>
           </w:p>
         </w:tc>
@@ -1543,7 +1844,7 @@
                 <w:color w:val="151A23"/>
                 <w:sz w:val="18"/>
               </w:rPr>
-              <w:t>Minimal RAG agent</w:t>
+              <w:t>RAG agent</w:t>
             </w:r>
           </w:p>
         </w:tc>
@@ -1560,7 +1861,7 @@
                 <w:color w:val="151A23"/>
                 <w:sz w:val="18"/>
               </w:rPr>
-              <w:t>Companion + read tools</w:t>
+              <w:t>Companion in read mode</w:t>
             </w:r>
           </w:p>
         </w:tc>
@@ -1630,7 +1931,7 @@
                 <w:color w:val="151A23"/>
                 <w:sz w:val="18"/>
               </w:rPr>
-              <w:t>IAM, audit, Membrane</w:t>
+              <w:t>Rights, log, execution control</w:t>
             </w:r>
           </w:p>
         </w:tc>
@@ -1658,12 +1959,22 @@
       <w:r>
         <w:rPr>
           <w:rFonts w:ascii="Calibri" w:hAnsi="Calibri" w:eastAsia="Calibri"/>
+          <w:b/>
+          <w:i w:val="0"/>
+          <w:color w:val="151A23"/>
+          <w:sz w:val="22"/>
+        </w:rPr>
+        <w:t>Demo</w:t>
+      </w:r>
+      <w:r>
+        <w:rPr>
+          <w:rFonts w:ascii="Calibri" w:hAnsi="Calibri" w:eastAsia="Calibri"/>
           <w:b w:val="0"/>
           <w:i w:val="0"/>
           <w:color w:val="151A23"/>
           <w:sz w:val="22"/>
         </w:rPr>
-        <w:t>Demo order, not build order:</w:t>
+        <w:t xml:space="preserve"> order, not build order:</w:t>
       </w:r>
     </w:p>
     <w:p>
@@ -1678,13 +1989,13 @@
           <w:color w:val="0E6B6A"/>
           <w:sz w:val="18"/>
         </w:rPr>
-        <w:t>IAM / audit  →  published System + Work  →  Runs</w:t>
+        <w:t>Rights and log  →  published System + business application  →  executions</w:t>
         <w:br/>
-        <w:t xml:space="preserve">     →  Hypervisor (ledger + decisions)</w:t>
+        <w:t xml:space="preserve">     →  Hypervisor (ledger + opinions)</w:t>
         <w:br/>
         <w:t xml:space="preserve">     →  (optional) companion</w:t>
         <w:br/>
-        <w:t xml:space="preserve">     →  (optional, canary) Steer value loop</w:t>
+        <w:t xml:space="preserve">     →  (optional, limited trial) apply a change on one System</w:t>
       </w:r>
     </w:p>
     <w:p>
@@ -1726,7 +2037,7 @@
           <w:color w:val="0B2545"/>
           <w:sz w:val="26"/>
         </w:rPr>
-        <w:t>Epic A — Ledger</w:t>
+        <w:t>A — Read the ledger</w:t>
       </w:r>
     </w:p>
     <w:tbl>
@@ -1859,7 +2170,7 @@
                 <w:color w:val="151A23"/>
                 <w:sz w:val="18"/>
               </w:rPr>
-              <w:t>Runs, cost, value with fact-state</w:t>
+              <w:t>See executions, cost, value, with the state of the evidence</w:t>
             </w:r>
           </w:p>
         </w:tc>
@@ -1929,7 +2240,7 @@
                 <w:color w:val="151A23"/>
                 <w:sz w:val="18"/>
               </w:rPr>
-              <w:t>Choose 30d / 90d</w:t>
+              <w:t>Choose 30 days / 90 days</w:t>
             </w:r>
           </w:p>
         </w:tc>
@@ -1999,7 +2310,7 @@
                 <w:color w:val="151A23"/>
                 <w:sz w:val="18"/>
               </w:rPr>
-              <w:t>See value bases</w:t>
+              <w:t>See value conventions</w:t>
             </w:r>
           </w:p>
         </w:tc>
@@ -2016,7 +2327,7 @@
                 <w:color w:val="151A23"/>
                 <w:sz w:val="18"/>
               </w:rPr>
-              <w:t>Separate declared from native units</w:t>
+              <w:t>Separate declared from the simple unit</w:t>
             </w:r>
           </w:p>
         </w:tc>
@@ -2069,7 +2380,7 @@
                 <w:color w:val="151A23"/>
                 <w:sz w:val="18"/>
               </w:rPr>
-              <w:t>See the operational gap</w:t>
+              <w:t>See the gap to the objective</w:t>
             </w:r>
           </w:p>
         </w:tc>
@@ -2086,7 +2397,7 @@
                 <w:color w:val="151A23"/>
                 <w:sz w:val="18"/>
               </w:rPr>
-              <w:t>Spot a System outside the window</w:t>
+              <w:t>Spot a System off track</w:t>
             </w:r>
           </w:p>
         </w:tc>
@@ -2105,7 +2416,7 @@
           <w:color w:val="0B2545"/>
           <w:sz w:val="26"/>
         </w:rPr>
-        <w:t>Epic B — Top-down objectives</w:t>
+        <w:t>B — Set a heading</w:t>
       </w:r>
     </w:p>
     <w:tbl>
@@ -2255,7 +2566,7 @@
                 <w:color w:val="151A23"/>
                 <w:sz w:val="18"/>
               </w:rPr>
-              <w:t>Give a non-economic heading</w:t>
+              <w:t>Give a heading without talking about money saved</w:t>
             </w:r>
           </w:p>
         </w:tc>
@@ -2308,7 +2619,7 @@
                 <w:color w:val="151A23"/>
                 <w:sz w:val="18"/>
               </w:rPr>
-              <w:t>Edit or remove</w:t>
+              <w:t>Change or remove</w:t>
             </w:r>
           </w:p>
         </w:tc>
@@ -2378,7 +2689,7 @@
                 <w:color w:val="151A23"/>
                 <w:sz w:val="18"/>
               </w:rPr>
-              <w:t>See Systems with no objective or base</w:t>
+              <w:t>See Systems with no objective or convention</w:t>
             </w:r>
           </w:p>
         </w:tc>
@@ -2414,7 +2725,7 @@
           <w:color w:val="0B2545"/>
           <w:sz w:val="26"/>
         </w:rPr>
-        <w:t>Epic C — Bottom-up</w:t>
+        <w:t>C — Raise the field</w:t>
       </w:r>
     </w:p>
     <w:tbl>
@@ -2530,7 +2841,7 @@
                 <w:color w:val="151A23"/>
                 <w:sz w:val="18"/>
               </w:rPr>
-              <w:t>Builder</w:t>
+              <w:t>Designer</w:t>
             </w:r>
           </w:p>
         </w:tc>
@@ -2547,7 +2858,7 @@
                 <w:color w:val="151A23"/>
                 <w:sz w:val="18"/>
               </w:rPr>
-              <w:t>Publish an Experience</w:t>
+              <w:t>Publish an application</w:t>
             </w:r>
           </w:p>
         </w:tc>
@@ -2564,7 +2875,7 @@
                 <w:color w:val="151A23"/>
                 <w:sz w:val="18"/>
               </w:rPr>
-              <w:t>Make work consumable</w:t>
+              <w:t>Make the work consumable</w:t>
             </w:r>
           </w:p>
         </w:tc>
@@ -2600,7 +2911,7 @@
                 <w:color w:val="151A23"/>
                 <w:sz w:val="18"/>
               </w:rPr>
-              <w:t>Business</w:t>
+              <w:t>Business user</w:t>
             </w:r>
           </w:p>
         </w:tc>
@@ -2617,7 +2928,7 @@
                 <w:color w:val="151A23"/>
                 <w:sz w:val="18"/>
               </w:rPr>
-              <w:t>Produce a cited Run</w:t>
+              <w:t>Produce a cited execution</w:t>
             </w:r>
           </w:p>
         </w:tc>
@@ -2687,7 +2998,7 @@
                 <w:color w:val="151A23"/>
                 <w:sz w:val="18"/>
               </w:rPr>
-              <w:t>See silence (no Runs)</w:t>
+              <w:t>See silence (no executions)</w:t>
             </w:r>
           </w:p>
         </w:tc>
@@ -2704,7 +3015,7 @@
                 <w:color w:val="151A23"/>
                 <w:sz w:val="18"/>
               </w:rPr>
-              <w:t>Distinguish a gap from a measured zero</w:t>
+              <w:t>Tell a gap from a measured zero</w:t>
             </w:r>
           </w:p>
         </w:tc>
@@ -2723,7 +3034,7 @@
           <w:color w:val="0B2545"/>
           <w:sz w:val="26"/>
         </w:rPr>
-        <w:t>Epic D — Decide</w:t>
+        <w:t>D — Decide</w:t>
       </w:r>
     </w:p>
     <w:tbl>
@@ -2856,7 +3167,7 @@
                 <w:color w:val="151A23"/>
                 <w:sz w:val="18"/>
               </w:rPr>
-              <w:t>See what waits for a signature</w:t>
+              <w:t>See what is waiting for a signature</w:t>
             </w:r>
           </w:p>
         </w:tc>
@@ -2926,7 +3237,7 @@
                 <w:color w:val="151A23"/>
                 <w:sz w:val="18"/>
               </w:rPr>
-              <w:t>Accept / reject (signal)</w:t>
+              <w:t>Accept / reject (opinion)</w:t>
             </w:r>
           </w:p>
         </w:tc>
@@ -2943,7 +3254,27 @@
                 <w:color w:val="151A23"/>
                 <w:sz w:val="18"/>
               </w:rPr>
-              <w:t>Trace without enacting</w:t>
+              <w:t xml:space="preserve">Trace </w:t>
+            </w:r>
+            <w:r>
+              <w:rPr>
+                <w:rFonts w:ascii="Calibri" w:hAnsi="Calibri" w:eastAsia="Calibri"/>
+                <w:b/>
+                <w:i w:val="0"/>
+                <w:color w:val="151A23"/>
+                <w:sz w:val="18"/>
+              </w:rPr>
+              <w:t>without</w:t>
+            </w:r>
+            <w:r>
+              <w:rPr>
+                <w:rFonts w:ascii="Calibri" w:hAnsi="Calibri" w:eastAsia="Calibri"/>
+                <w:b w:val="0"/>
+                <w:i w:val="0"/>
+                <w:color w:val="151A23"/>
+                <w:sz w:val="18"/>
+              </w:rPr>
+              <w:t xml:space="preserve"> applying</w:t>
             </w:r>
           </w:p>
         </w:tc>
@@ -2979,7 +3310,7 @@
                 <w:color w:val="151A23"/>
                 <w:sz w:val="18"/>
               </w:rPr>
-              <w:t>Business</w:t>
+              <w:t>Business user</w:t>
             </w:r>
           </w:p>
         </w:tc>
@@ -2996,7 +3327,7 @@
                 <w:color w:val="151A23"/>
                 <w:sz w:val="18"/>
               </w:rPr>
-              <w:t>Sign a Studio gate</w:t>
+              <w:t>Approve in the application</w:t>
             </w:r>
           </w:p>
         </w:tc>
@@ -3049,7 +3380,7 @@
                 <w:color w:val="151A23"/>
                 <w:sz w:val="18"/>
               </w:rPr>
-              <w:t>Steward</w:t>
+              <w:t>Pilot</w:t>
             </w:r>
           </w:p>
         </w:tc>
@@ -3066,7 +3397,7 @@
                 <w:color w:val="151A23"/>
                 <w:sz w:val="18"/>
               </w:rPr>
-              <w:t>Simulate → Measure on a System</w:t>
+              <w:t>Simulate then measure on one System</w:t>
             </w:r>
           </w:p>
         </w:tc>
@@ -3083,7 +3414,27 @@
                 <w:color w:val="151A23"/>
                 <w:sz w:val="18"/>
               </w:rPr>
-              <w:t>Enact if the canary is on</w:t>
+              <w:t xml:space="preserve">Apply </w:t>
+            </w:r>
+            <w:r>
+              <w:rPr>
+                <w:rFonts w:ascii="Calibri" w:hAnsi="Calibri" w:eastAsia="Calibri"/>
+                <w:b/>
+                <w:i w:val="0"/>
+                <w:color w:val="151A23"/>
+                <w:sz w:val="18"/>
+              </w:rPr>
+              <w:t>if</w:t>
+            </w:r>
+            <w:r>
+              <w:rPr>
+                <w:rFonts w:ascii="Calibri" w:hAnsi="Calibri" w:eastAsia="Calibri"/>
+                <w:b w:val="0"/>
+                <w:i w:val="0"/>
+                <w:color w:val="151A23"/>
+                <w:sz w:val="18"/>
+              </w:rPr>
+              <w:t xml:space="preserve"> the trial is open</w:t>
             </w:r>
           </w:p>
         </w:tc>
@@ -3102,7 +3453,7 @@
           <w:color w:val="0B2545"/>
           <w:sz w:val="26"/>
         </w:rPr>
-        <w:t>Epic E — Companion (MVP scope)</w:t>
+        <w:t>E — Companion (MVP scope)</w:t>
       </w:r>
     </w:p>
     <w:tbl>
@@ -3235,7 +3586,7 @@
                 <w:color w:val="151A23"/>
                 <w:sz w:val="18"/>
               </w:rPr>
-              <w:t>Ask a scoped question</w:t>
+              <w:t>Ask a question in my perimeter</w:t>
             </w:r>
           </w:p>
         </w:tc>
@@ -3252,7 +3603,7 @@
                 <w:color w:val="151A23"/>
                 <w:sz w:val="18"/>
               </w:rPr>
-              <w:t>Inspect without browsing</w:t>
+              <w:t>Understand without clicking everything</w:t>
             </w:r>
           </w:p>
         </w:tc>
@@ -3288,7 +3639,7 @@
                 <w:color w:val="151A23"/>
                 <w:sz w:val="18"/>
               </w:rPr>
-              <w:t>Governance</w:t>
+              <w:t>Compliance</w:t>
             </w:r>
           </w:p>
         </w:tc>
@@ -3392,7 +3743,7 @@
                 <w:color w:val="151A23"/>
                 <w:sz w:val="18"/>
               </w:rPr>
-              <w:t>Limit leak / overclaim risk</w:t>
+              <w:t>Limit leak and over-promise</w:t>
             </w:r>
           </w:p>
         </w:tc>
@@ -3411,7 +3762,7 @@
           <w:color w:val="0B2545"/>
           <w:sz w:val="26"/>
         </w:rPr>
-        <w:t>Epic F — Governance</w:t>
+        <w:t>F — Rights and trace</w:t>
       </w:r>
     </w:p>
     <w:tbl>
@@ -3544,7 +3895,7 @@
                 <w:color w:val="151A23"/>
                 <w:sz w:val="18"/>
               </w:rPr>
-              <w:t>Separate read / signal / Act</w:t>
+              <w:t>Separate see / give an opinion / apply</w:t>
             </w:r>
           </w:p>
         </w:tc>
@@ -3614,7 +3965,7 @@
                 <w:color w:val="151A23"/>
                 <w:sz w:val="18"/>
               </w:rPr>
-              <w:t>Trace</w:t>
+              <w:t>Trace everything</w:t>
             </w:r>
           </w:p>
         </w:tc>
@@ -3662,7 +4013,7 @@
           <w:color w:val="0B2545"/>
           <w:sz w:val="32"/>
         </w:rPr>
-        <w:t>4. Dependency matrix</w:t>
+        <w:t>4. If something is missing</w:t>
       </w:r>
     </w:p>
     <w:tbl>
@@ -3707,7 +4058,7 @@
                 <w:color w:val="0B2545"/>
                 <w:sz w:val="18"/>
               </w:rPr>
-              <w:t>Broken US</w:t>
+              <w:t>Stories hit</w:t>
             </w:r>
           </w:p>
         </w:tc>
@@ -3724,7 +4075,7 @@
                 <w:color w:val="0B2545"/>
                 <w:sz w:val="18"/>
               </w:rPr>
-              <w:t>Criticality</w:t>
+              <w:t>Severity</w:t>
             </w:r>
           </w:p>
         </w:tc>
@@ -3743,7 +4094,7 @@
                 <w:color w:val="151A23"/>
                 <w:sz w:val="18"/>
               </w:rPr>
-              <w:t>No Run / no Experience</w:t>
+              <w:t>No execution / no application</w:t>
             </w:r>
           </w:p>
         </w:tc>
@@ -3777,7 +4128,7 @@
                 <w:color w:val="151A23"/>
                 <w:sz w:val="18"/>
               </w:rPr>
-              <w:t>Maximum — same “empty shell” risk as papAI</w:t>
+              <w:t>Maximum — same “empty shell” risk</w:t>
             </w:r>
           </w:p>
         </w:tc>
@@ -3796,7 +4147,7 @@
                 <w:color w:val="151A23"/>
                 <w:sz w:val="18"/>
               </w:rPr>
-              <w:t>No value base</w:t>
+              <w:t>No value convention</w:t>
             </w:r>
           </w:p>
         </w:tc>
@@ -3830,7 +4181,7 @@
                 <w:color w:val="151A23"/>
                 <w:sz w:val="18"/>
               </w:rPr>
-              <w:t>High — stay on native units</w:t>
+              <w:t>High — stay on a simple unit (executions, hours)</w:t>
             </w:r>
           </w:p>
         </w:tc>
@@ -3849,7 +4200,7 @@
                 <w:color w:val="151A23"/>
                 <w:sz w:val="18"/>
               </w:rPr>
-              <w:t>IAM / audit</w:t>
+              <w:t>No rights / no log</w:t>
             </w:r>
           </w:p>
         </w:tc>
@@ -3896,23 +4247,13 @@
           <w:p>
             <w:r>
               <w:rPr>
-                <w:rFonts w:ascii="Consolas" w:hAnsi="Consolas" w:eastAsia="Consolas"/>
-                <w:b w:val="0"/>
-                <w:i w:val="0"/>
-                <w:color w:val="0E6B6A"/>
-                <w:sz w:val="18"/>
-              </w:rPr>
-              <w:t>value_loop_v1</w:t>
-            </w:r>
-            <w:r>
-              <w:rPr>
                 <w:rFonts w:ascii="Calibri" w:hAnsi="Calibri" w:eastAsia="Calibri"/>
                 <w:b w:val="0"/>
                 <w:i w:val="0"/>
                 <w:color w:val="151A23"/>
                 <w:sz w:val="18"/>
               </w:rPr>
-              <w:t xml:space="preserve"> off</w:t>
+              <w:t>Value loop off</w:t>
             </w:r>
           </w:p>
         </w:tc>
@@ -3946,7 +4287,7 @@
                 <w:color w:val="151A23"/>
                 <w:sz w:val="18"/>
               </w:rPr>
-              <w:t>Expected: say “not configured”, do not improvise Apply</w:t>
+              <w:t>Expected: say “not open”, do not improvise “Apply”</w:t>
             </w:r>
           </w:p>
         </w:tc>
@@ -3965,7 +4306,7 @@
                 <w:color w:val="151A23"/>
                 <w:sz w:val="18"/>
               </w:rPr>
-              <w:t>Companion / tools off</w:t>
+              <w:t>Companion off</w:t>
             </w:r>
           </w:p>
         </w:tc>
@@ -3999,7 +4340,7 @@
                 <w:color w:val="151A23"/>
                 <w:sz w:val="18"/>
               </w:rPr>
-              <w:t>Hypervisor UI still works</w:t>
+              <w:t>The Hypervisor screen still works</w:t>
             </w:r>
           </w:p>
         </w:tc>
@@ -4012,23 +4353,13 @@
           <w:p>
             <w:r>
               <w:rPr>
-                <w:rFonts w:ascii="Consolas" w:hAnsi="Consolas" w:eastAsia="Consolas"/>
-                <w:b w:val="0"/>
-                <w:i w:val="0"/>
-                <w:color w:val="0E6B6A"/>
-                <w:sz w:val="18"/>
-              </w:rPr>
-              <w:t>adoption_experience_v1</w:t>
-            </w:r>
-            <w:r>
-              <w:rPr>
                 <w:rFonts w:ascii="Calibri" w:hAnsi="Calibri" w:eastAsia="Calibri"/>
                 <w:b w:val="0"/>
                 <w:i w:val="0"/>
                 <w:color w:val="151A23"/>
                 <w:sz w:val="18"/>
               </w:rPr>
-              <w:t xml:space="preserve"> off</w:t>
+              <w:t>Welcome path off</w:t>
             </w:r>
           </w:p>
         </w:tc>
@@ -4045,7 +4376,7 @@
                 <w:color w:val="151A23"/>
                 <w:sz w:val="18"/>
               </w:rPr>
-              <w:t>Default Work home</w:t>
+              <w:t>Default business entry</w:t>
             </w:r>
           </w:p>
         </w:tc>
@@ -4056,23 +4387,13 @@
           <w:p>
             <w:r>
               <w:rPr>
-                <w:rFonts w:ascii="Consolas" w:hAnsi="Consolas" w:eastAsia="Consolas"/>
-                <w:b w:val="0"/>
-                <w:i w:val="0"/>
-                <w:color w:val="0E6B6A"/>
-                <w:sz w:val="18"/>
-              </w:rPr>
-              <w:t>/work</w:t>
-            </w:r>
-            <w:r>
-              <w:rPr>
                 <w:rFonts w:ascii="Calibri" w:hAnsi="Calibri" w:eastAsia="Calibri"/>
                 <w:b w:val="0"/>
                 <w:i w:val="0"/>
                 <w:color w:val="151A23"/>
                 <w:sz w:val="18"/>
               </w:rPr>
-              <w:t xml:space="preserve"> exists; it is not home</w:t>
+              <w:t>The Work path exists; it is not everyone’s home</w:t>
             </w:r>
           </w:p>
         </w:tc>
@@ -4103,7 +4424,7 @@
           <w:color w:val="0B2545"/>
           <w:sz w:val="32"/>
         </w:rPr>
-        <w:t>5. Risks</w:t>
+        <w:t>5. Risks to name in the room</w:t>
       </w:r>
     </w:p>
     <w:tbl>
@@ -4165,7 +4486,7 @@
                 <w:color w:val="0B2545"/>
                 <w:sz w:val="18"/>
               </w:rPr>
-              <w:t>Mitigation</w:t>
+              <w:t>What we say / do</w:t>
             </w:r>
           </w:p>
         </w:tc>
@@ -4184,7 +4505,7 @@
                 <w:color w:val="151A23"/>
                 <w:sz w:val="18"/>
               </w:rPr>
-              <w:t>Telling v1 net value as P&amp;L</w:t>
+              <w:t>Telling “net value” as P&amp;L</w:t>
             </w:r>
           </w:p>
         </w:tc>
@@ -4201,7 +4522,7 @@
                 <w:color w:val="151A23"/>
                 <w:sz w:val="18"/>
               </w:rPr>
-              <w:t>Committee decides on an estimate</w:t>
+              <w:t>COMEX decides on an estimate</w:t>
             </w:r>
           </w:p>
         </w:tc>
@@ -4214,31 +4535,11 @@
               <w:rPr>
                 <w:rFonts w:ascii="Calibri" w:hAnsi="Calibri" w:eastAsia="Calibri"/>
                 <w:b w:val="0"/>
-                <w:i w:val="0"/>
-                <w:color w:val="151A23"/>
-                <w:sz w:val="18"/>
-              </w:rPr>
-              <w:t xml:space="preserve">Mandatory: </w:t>
-            </w:r>
-            <w:r>
-              <w:rPr>
-                <w:rFonts w:ascii="Calibri" w:hAnsi="Calibri" w:eastAsia="Calibri"/>
-                <w:b w:val="0"/>
                 <w:i/>
                 <w:color w:val="151A23"/>
                 <w:sz w:val="18"/>
               </w:rPr>
-              <w:t>capability ROI model</w:t>
-            </w:r>
-            <w:r>
-              <w:rPr>
-                <w:rFonts w:ascii="Calibri" w:hAnsi="Calibri" w:eastAsia="Calibri"/>
-                <w:b w:val="0"/>
-                <w:i w:val="0"/>
-                <w:color w:val="151A23"/>
-                <w:sz w:val="18"/>
-              </w:rPr>
-              <w:t xml:space="preserve"> ; v2 legend</w:t>
+              <w:t>Estimate model, not an audited account</w:t>
             </w:r>
           </w:p>
         </w:tc>
@@ -4257,7 +4558,7 @@
                 <w:color w:val="151A23"/>
                 <w:sz w:val="18"/>
               </w:rPr>
-              <w:t>Leak via companion</w:t>
+              <w:t>Leak via the companion</w:t>
             </w:r>
           </w:p>
         </w:tc>
@@ -4274,7 +4575,7 @@
                 <w:color w:val="151A23"/>
                 <w:sz w:val="18"/>
               </w:rPr>
-              <w:t>Same as papAI: scope = authorized Systems</w:t>
+              <w:t>It sees too much</w:t>
             </w:r>
           </w:p>
         </w:tc>
@@ -4291,7 +4592,7 @@
                 <w:color w:val="151A23"/>
                 <w:sz w:val="18"/>
               </w:rPr>
-              <w:t>Explicit scope, read tools, no signing</w:t>
+              <w:t>Same perimeter as the screen; read-only; it does not sign</w:t>
             </w:r>
           </w:p>
         </w:tc>
@@ -4310,7 +4611,7 @@
                 <w:color w:val="151A23"/>
                 <w:sz w:val="18"/>
               </w:rPr>
-              <w:t>Portfolio Apply</w:t>
+              <w:t>“Apply” from the ledger</w:t>
             </w:r>
           </w:p>
         </w:tc>
@@ -4344,27 +4645,7 @@
                 <w:color w:val="151A23"/>
                 <w:sz w:val="18"/>
               </w:rPr>
-              <w:t xml:space="preserve">409 </w:t>
-            </w:r>
-            <w:r>
-              <w:rPr>
-                <w:rFonts w:ascii="Consolas" w:hAnsi="Consolas" w:eastAsia="Consolas"/>
-                <w:b w:val="0"/>
-                <w:i w:val="0"/>
-                <w:color w:val="0E6B6A"/>
-                <w:sz w:val="18"/>
-              </w:rPr>
-              <w:t>LEGACY_DECISION_ACTUATOR_DISABLED</w:t>
-            </w:r>
-            <w:r>
-              <w:rPr>
-                <w:rFonts w:ascii="Calibri" w:hAnsi="Calibri" w:eastAsia="Calibri"/>
-                <w:b w:val="0"/>
-                <w:i w:val="0"/>
-                <w:color w:val="151A23"/>
-                <w:sz w:val="18"/>
-              </w:rPr>
-              <w:t xml:space="preserve"> ; Steer only</w:t>
+              <w:t>Refused on purpose; go through one System’s pilot screen</w:t>
             </w:r>
           </w:p>
         </w:tc>
@@ -4383,7 +4664,7 @@
                 <w:color w:val="151A23"/>
                 <w:sz w:val="18"/>
               </w:rPr>
-              <w:t>“Adoption validated”</w:t>
+              <w:t>“Adoption is validated”</w:t>
             </w:r>
           </w:p>
         </w:tc>
@@ -4400,7 +4681,7 @@
                 <w:color w:val="151A23"/>
                 <w:sz w:val="18"/>
               </w:rPr>
-              <w:t>Overclaim</w:t>
+              <w:t>Over-promise</w:t>
             </w:r>
           </w:p>
         </w:tc>
@@ -4417,7 +4698,7 @@
                 <w:color w:val="151A23"/>
                 <w:sz w:val="18"/>
               </w:rPr>
-              <w:t>Flag off, sessions not run — say it</w:t>
+              <w:t>The path exists, it is off by default, user tests have not run</w:t>
             </w:r>
           </w:p>
         </w:tc>
@@ -4436,7 +4717,7 @@
                 <w:color w:val="151A23"/>
                 <w:sz w:val="18"/>
               </w:rPr>
-              <w:t>Mission Room</w:t>
+              <w:t>Confusing with Mission Room</w:t>
             </w:r>
           </w:p>
         </w:tc>
@@ -4453,7 +4734,7 @@
                 <w:color w:val="151A23"/>
                 <w:sz w:val="18"/>
               </w:rPr>
-              <w:t>Ledger / demo-app confusion</w:t>
+              <w:t>Selling an immersive demo as the ledger</w:t>
             </w:r>
           </w:p>
         </w:tc>
@@ -4470,7 +4751,7 @@
                 <w:color w:val="151A23"/>
                 <w:sz w:val="18"/>
               </w:rPr>
-              <w:t>URL prefix ≠ same contract</w:t>
+              <w:t>Different contract, same URL family</w:t>
             </w:r>
           </w:p>
         </w:tc>
@@ -4489,7 +4770,7 @@
                 <w:color w:val="151A23"/>
                 <w:sz w:val="18"/>
               </w:rPr>
-              <w:t>What-if / projection</w:t>
+              <w:t>“What if” / projection</w:t>
             </w:r>
           </w:p>
         </w:tc>
@@ -4506,7 +4787,7 @@
                 <w:color w:val="151A23"/>
                 <w:sz w:val="18"/>
               </w:rPr>
-              <w:t>Simulation sold as measurement</w:t>
+              <w:t>A simulation sold as a measurement</w:t>
             </w:r>
           </w:p>
         </w:tc>
@@ -4517,33 +4798,23 @@
           <w:p>
             <w:r>
               <w:rPr>
-                <w:rFonts w:ascii="Consolas" w:hAnsi="Consolas" w:eastAsia="Consolas"/>
-                <w:b w:val="0"/>
-                <w:i w:val="0"/>
-                <w:color w:val="0E6B6A"/>
-                <w:sz w:val="18"/>
-              </w:rPr>
-              <w:t>not_configured</w:t>
-            </w:r>
-            <w:r>
-              <w:rPr>
                 <w:rFonts w:ascii="Calibri" w:hAnsi="Calibri" w:eastAsia="Calibri"/>
                 <w:b w:val="0"/>
                 <w:i w:val="0"/>
                 <w:color w:val="151A23"/>
                 <w:sz w:val="18"/>
               </w:rPr>
-              <w:t xml:space="preserve"> ; </w:t>
+              <w:t xml:space="preserve">Not delivered on the portfolio; </w:t>
             </w:r>
             <w:r>
               <w:rPr>
-                <w:rFonts w:ascii="Consolas" w:hAnsi="Consolas" w:eastAsia="Consolas"/>
+                <w:rFonts w:ascii="Calibri" w:hAnsi="Calibri" w:eastAsia="Calibri"/>
                 <w:b w:val="0"/>
-                <w:i w:val="0"/>
-                <w:color w:val="0E6B6A"/>
+                <w:i/>
+                <w:color w:val="151A23"/>
                 <w:sz w:val="18"/>
               </w:rPr>
-              <w:t>simulation_is_measurement: false</w:t>
+              <w:t>a simulation is not a measurement</w:t>
             </w:r>
           </w:p>
         </w:tc>
@@ -4589,17 +4860,7 @@
           <w:color w:val="151A23"/>
           <w:sz w:val="22"/>
         </w:rPr>
-        <w:t xml:space="preserve">No enactment from </w:t>
-      </w:r>
-      <w:r>
-        <w:rPr>
-          <w:rFonts w:ascii="Consolas" w:hAnsi="Consolas" w:eastAsia="Consolas"/>
-          <w:b w:val="0"/>
-          <w:i w:val="0"/>
-          <w:color w:val="0E6B6A"/>
-          <w:sz w:val="22"/>
-        </w:rPr>
-        <w:t>/hypervisor</w:t>
+        <w:t>Apply a change from the Hypervisor</w:t>
       </w:r>
     </w:p>
     <w:p>
@@ -4614,7 +4875,7 @@
           <w:color w:val="151A23"/>
           <w:sz w:val="22"/>
         </w:rPr>
-        <w:t>No what-if / live levers</w:t>
+        <w:t>A live “what if” lever on the whole portfolio</w:t>
       </w:r>
     </w:p>
     <w:p>
@@ -4629,7 +4890,7 @@
           <w:color w:val="151A23"/>
           <w:sz w:val="22"/>
         </w:rPr>
-        <w:t>No papAI directives</w:t>
+        <w:t>papAI directives (types, reminder, escalation)</w:t>
       </w:r>
     </w:p>
     <w:p>
@@ -4644,7 +4905,7 @@
           <w:color w:val="151A23"/>
           <w:sz w:val="22"/>
         </w:rPr>
-        <w:t>No Custom Metric pipeline in the Hypervisor</w:t>
+        <w:t>Create a technical metric from the Hypervisor</w:t>
       </w:r>
     </w:p>
     <w:p>
@@ -4659,7 +4920,7 @@
           <w:color w:val="151A23"/>
           <w:sz w:val="22"/>
         </w:rPr>
-        <w:t>No Standard / PRO gating</w:t>
+        <w:t>A Standard / PRO edition</w:t>
       </w:r>
     </w:p>
     <w:p>
@@ -4674,7 +4935,7 @@
           <w:color w:val="151A23"/>
           <w:sz w:val="22"/>
         </w:rPr>
-        <w:t>No COMEX PDF/CSV export (US-AHYP-702, P2)</w:t>
+        <w:t>A COMEX PDF / spreadsheet export (written, not built)</w:t>
       </w:r>
     </w:p>
     <w:p>
@@ -4689,7 +4950,7 @@
           <w:color w:val="151A23"/>
           <w:sz w:val="22"/>
         </w:rPr>
-        <w:t>No attested O5 “hours / € saved”</w:t>
+        <w:t>Attested hours or euros saved</w:t>
       </w:r>
     </w:p>
     <w:p>
@@ -4704,7 +4965,7 @@
           <w:color w:val="151A23"/>
           <w:sz w:val="22"/>
         </w:rPr>
-        <w:t>No cross-workspace sharing</w:t>
+        <w:t>Sharing across workspaces</w:t>
       </w:r>
     </w:p>
     <w:p>
@@ -4719,7 +4980,7 @@
           <w:color w:val="151A23"/>
           <w:sz w:val="22"/>
         </w:rPr>
-        <w:t>No Mission Room as portfolio proof</w:t>
+        <w:t>Mission Room as portfolio proof</w:t>
       </w:r>
     </w:p>
     <w:sectPr>
